--- a/Bilag/J - Scrum Møder/J.2 Retropspect/18-05_Retrospect.docx
+++ b/Bilag/J - Scrum Møder/J.2 Retropspect/18-05_Retrospect.docx
@@ -34,21 +34,12 @@
         </w:rPr>
         <w:br/>
       </w:r>
-      <w:proofErr w:type="spellStart"/>
       <w:r>
         <w:rPr>
           <w:i/>
           <w:iCs/>
         </w:rPr>
-        <w:t>Scrummaster</w:t>
-      </w:r>
-      <w:proofErr w:type="spellEnd"/>
-      <w:r>
-        <w:rPr>
-          <w:i/>
-          <w:iCs/>
-        </w:rPr>
-        <w:t>:</w:t>
+        <w:t>Scrummaster:</w:t>
       </w:r>
       <w:r>
         <w:t xml:space="preserve"> </w:t>
@@ -63,23 +54,7 @@
           <w:i/>
           <w:iCs/>
         </w:rPr>
-        <w:t xml:space="preserve">Produkt </w:t>
-      </w:r>
-      <w:proofErr w:type="spellStart"/>
-      <w:r>
-        <w:rPr>
-          <w:i/>
-          <w:iCs/>
-        </w:rPr>
-        <w:t>owner</w:t>
-      </w:r>
-      <w:proofErr w:type="spellEnd"/>
-      <w:r>
-        <w:rPr>
-          <w:i/>
-          <w:iCs/>
-        </w:rPr>
-        <w:t>:</w:t>
+        <w:t>Produkt owner:</w:t>
       </w:r>
       <w:r>
         <w:t xml:space="preserve"> </w:t>
@@ -137,21 +112,12 @@
         </w:rPr>
         <w:t xml:space="preserve">Nøgle </w:t>
       </w:r>
-      <w:proofErr w:type="spellStart"/>
       <w:r>
         <w:rPr>
           <w:i/>
           <w:iCs/>
         </w:rPr>
-        <w:t>spawning</w:t>
-      </w:r>
-      <w:proofErr w:type="spellEnd"/>
-      <w:r>
-        <w:rPr>
-          <w:i/>
-          <w:iCs/>
-        </w:rPr>
-        <w:t>, synkroniseret for alle spillere, så alle spillere ser nøglerne de samme steder’</w:t>
+        <w:t>spawning, synkroniseret for alle spillere, så alle spillere ser nøglerne de samme steder’</w:t>
       </w:r>
     </w:p>
     <w:p>
@@ -171,23 +137,7 @@
           <w:i/>
           <w:iCs/>
         </w:rPr>
-        <w:t xml:space="preserve">Nøgle pickup, spiller på team </w:t>
-      </w:r>
-      <w:proofErr w:type="spellStart"/>
-      <w:r>
-        <w:rPr>
-          <w:i/>
-          <w:iCs/>
-        </w:rPr>
-        <w:t>resistance</w:t>
-      </w:r>
-      <w:proofErr w:type="spellEnd"/>
-      <w:r>
-        <w:rPr>
-          <w:i/>
-          <w:iCs/>
-        </w:rPr>
-        <w:t xml:space="preserve">, kan </w:t>
+        <w:t xml:space="preserve">Nøgle pickup, spiller på team resistance, kan </w:t>
       </w:r>
       <w:r>
         <w:rPr>
@@ -214,39 +164,7 @@
           <w:i/>
           <w:iCs/>
         </w:rPr>
-        <w:t xml:space="preserve">Fange mekanikken er også lavet, </w:t>
-      </w:r>
-      <w:proofErr w:type="spellStart"/>
-      <w:r>
-        <w:rPr>
-          <w:i/>
-          <w:iCs/>
-        </w:rPr>
-        <w:t>nazi’er</w:t>
-      </w:r>
-      <w:proofErr w:type="spellEnd"/>
-      <w:r>
-        <w:rPr>
-          <w:i/>
-          <w:iCs/>
-        </w:rPr>
-        <w:t xml:space="preserve"> kan fange modstandsfolk ved at løbe ind i dem, dette medføre at modstandsfolk bliver placeret i et defineret område i </w:t>
-      </w:r>
-      <w:proofErr w:type="spellStart"/>
-      <w:r>
-        <w:rPr>
-          <w:i/>
-          <w:iCs/>
-        </w:rPr>
-        <w:t>mappet</w:t>
-      </w:r>
-      <w:proofErr w:type="spellEnd"/>
-      <w:r>
-        <w:rPr>
-          <w:i/>
-          <w:iCs/>
-        </w:rPr>
-        <w:t xml:space="preserve">, spillerens nye position er også repliceret ud til alle spillere </w:t>
+        <w:t xml:space="preserve">Fange mekanikken er også lavet, nazi’er kan fange modstandsfolk ved at løbe ind i dem, dette medføre at modstandsfolk bliver placeret i et defineret område i mappet, spillerens nye position er også repliceret ud til alle spillere </w:t>
       </w:r>
     </w:p>
     <w:p>
@@ -266,6 +184,28 @@
     </w:p>
     <w:p>
       <w:pPr>
+        <w:pStyle w:val="Listeafsnit"/>
+        <w:numPr>
+          <w:ilvl w:val="0"/>
+          <w:numId w:val="11"/>
+        </w:numPr>
+        <w:rPr>
+          <w:i/>
+          <w:iCs/>
+          <w:color w:val="EE0000"/>
+        </w:rPr>
+      </w:pPr>
+      <w:r>
+        <w:rPr>
+          <w:i/>
+          <w:iCs/>
+          <w:color w:val="EE0000"/>
+        </w:rPr>
+        <w:t>Ikke til stede ved møde</w:t>
+      </w:r>
+    </w:p>
+    <w:p>
+      <w:pPr>
         <w:rPr>
           <w:i/>
           <w:iCs/>
@@ -311,31 +251,13 @@
           <w:iCs/>
         </w:rPr>
       </w:pPr>
-      <w:proofErr w:type="spellStart"/>
       <w:r>
         <w:rPr>
           <w:i/>
           <w:iCs/>
         </w:rPr>
-        <w:t>Wincondition</w:t>
+        <w:t>Wincondition, er ikke nået, så det kommer i backlock</w:t>
       </w:r>
-      <w:proofErr w:type="spellEnd"/>
-      <w:r>
-        <w:rPr>
-          <w:i/>
-          <w:iCs/>
-        </w:rPr>
-        <w:t xml:space="preserve">, er ikke nået, så det kommer i </w:t>
-      </w:r>
-      <w:proofErr w:type="spellStart"/>
-      <w:r>
-        <w:rPr>
-          <w:i/>
-          <w:iCs/>
-        </w:rPr>
-        <w:t>backlock</w:t>
-      </w:r>
-      <w:proofErr w:type="spellEnd"/>
     </w:p>
     <w:p/>
     <w:sectPr>
